--- a/snowy-plugin/snowy-plugin-sys/snowy-plugin-sys-func/src/main/resources/goodsTemplate.docx
+++ b/snowy-plugin/snowy-plugin-sys/snowy-plugin-sys-func/src/main/resources/goodsTemplate.docx
@@ -51,7 +51,7 @@
           </w:tblCellMar>
         </w:tblPrEx>
         <w:trPr>
-          <w:trHeight w:val="285" w:hRule="atLeast"/>
+          <w:trHeight w:val="519" w:hRule="atLeast"/>
         </w:trPr>
         <w:tc>
           <w:tcPr>
@@ -177,7 +177,7 @@
           </w:tblCellMar>
         </w:tblPrEx>
         <w:trPr>
-          <w:trHeight w:val="665" w:hRule="atLeast"/>
+          <w:trHeight w:val="810" w:hRule="atLeast"/>
         </w:trPr>
         <w:tc>
           <w:tcPr>
@@ -250,7 +250,7 @@
           </w:tblCellMar>
         </w:tblPrEx>
         <w:trPr>
-          <w:trHeight w:val="720" w:hRule="atLeast"/>
+          <w:trHeight w:val="813" w:hRule="atLeast"/>
         </w:trPr>
         <w:tc>
           <w:tcPr>
@@ -480,7 +480,7 @@
           </w:tblCellMar>
         </w:tblPrEx>
         <w:trPr>
-          <w:trHeight w:val="780" w:hRule="atLeast"/>
+          <w:trHeight w:val="891" w:hRule="atLeast"/>
         </w:trPr>
         <w:tc>
           <w:tcPr>
@@ -658,8 +658,101 @@
                 <w:u w:val="none"/>
               </w:rPr>
             </w:pPr>
-            <w:bookmarkStart w:id="0" w:name="_GoBack"/>
-            <w:bookmarkEnd w:id="0"/>
+          </w:p>
+        </w:tc>
+      </w:tr>
+      <w:tr>
+        <w:tblPrEx>
+          <w:tblBorders>
+            <w:top w:val="none" w:color="auto" w:sz="0" w:space="0"/>
+            <w:left w:val="none" w:color="auto" w:sz="0" w:space="0"/>
+            <w:bottom w:val="none" w:color="auto" w:sz="0" w:space="0"/>
+            <w:right w:val="none" w:color="auto" w:sz="0" w:space="0"/>
+            <w:insideH w:val="none" w:color="auto" w:sz="0" w:space="0"/>
+            <w:insideV w:val="none" w:color="auto" w:sz="0" w:space="0"/>
+          </w:tblBorders>
+          <w:tblCellMar>
+            <w:top w:w="0" w:type="dxa"/>
+            <w:left w:w="108" w:type="dxa"/>
+            <w:bottom w:w="0" w:type="dxa"/>
+            <w:right w:w="108" w:type="dxa"/>
+          </w:tblCellMar>
+        </w:tblPrEx>
+        <w:trPr>
+          <w:trHeight w:val="2143" w:hRule="atLeast"/>
+        </w:trPr>
+        <w:tc>
+          <w:tcPr>
+            <w:tcW w:w="897" w:type="pct"/>
+            <w:tcBorders>
+              <w:top w:val="single" w:color="000000" w:sz="4" w:space="0"/>
+              <w:left w:val="single" w:color="000000" w:sz="4" w:space="0"/>
+              <w:bottom w:val="single" w:color="000000" w:sz="4" w:space="0"/>
+              <w:right w:val="single" w:color="000000" w:sz="4" w:space="0"/>
+            </w:tcBorders>
+            <w:shd w:val="clear" w:color="auto" w:fill="auto"/>
+            <w:vAlign w:val="center"/>
+          </w:tcPr>
+          <w:p>
+            <w:pPr>
+              <w:keepNext w:val="0"/>
+              <w:keepLines w:val="0"/>
+              <w:widowControl/>
+              <w:suppressLineNumbers w:val="0"/>
+              <w:jc w:val="center"/>
+              <w:textAlignment w:val="center"/>
+              <w:rPr>
+                <w:rFonts w:hint="eastAsia" w:ascii="宋体" w:hAnsi="宋体" w:eastAsia="宋体" w:cs="宋体"/>
+                <w:i w:val="0"/>
+                <w:iCs w:val="0"/>
+                <w:color w:val="000000"/>
+                <w:sz w:val="24"/>
+                <w:szCs w:val="24"/>
+                <w:u w:val="none"/>
+              </w:rPr>
+            </w:pPr>
+            <w:r>
+              <w:rPr>
+                <w:rFonts w:hint="eastAsia" w:ascii="宋体" w:hAnsi="宋体" w:eastAsia="宋体" w:cs="宋体"/>
+                <w:i w:val="0"/>
+                <w:iCs w:val="0"/>
+                <w:color w:val="000000"/>
+                <w:kern w:val="0"/>
+                <w:sz w:val="24"/>
+                <w:szCs w:val="24"/>
+                <w:u w:val="none"/>
+                <w:lang w:val="en-US" w:eastAsia="zh-CN" w:bidi="ar"/>
+              </w:rPr>
+              <w:t>领用事由</w:t>
+            </w:r>
+          </w:p>
+        </w:tc>
+        <w:tc>
+          <w:tcPr>
+            <w:tcW w:w="4102" w:type="pct"/>
+            <w:gridSpan w:val="5"/>
+            <w:tcBorders>
+              <w:top w:val="single" w:color="000000" w:sz="4" w:space="0"/>
+              <w:left w:val="single" w:color="000000" w:sz="4" w:space="0"/>
+              <w:bottom w:val="single" w:color="000000" w:sz="4" w:space="0"/>
+              <w:right w:val="single" w:color="000000" w:sz="4" w:space="0"/>
+            </w:tcBorders>
+            <w:shd w:val="clear" w:color="auto" w:fill="auto"/>
+            <w:vAlign w:val="center"/>
+          </w:tcPr>
+          <w:p>
+            <w:pPr>
+              <w:jc w:val="both"/>
+              <w:rPr>
+                <w:rFonts w:hint="eastAsia" w:ascii="宋体" w:hAnsi="宋体" w:eastAsia="宋体" w:cs="宋体"/>
+                <w:i w:val="0"/>
+                <w:iCs w:val="0"/>
+                <w:color w:val="000000"/>
+                <w:sz w:val="24"/>
+                <w:szCs w:val="24"/>
+                <w:u w:val="none"/>
+              </w:rPr>
+            </w:pPr>
           </w:p>
         </w:tc>
       </w:tr>
@@ -682,7 +775,7 @@
           </w:tblCellMar>
         </w:tblPrEx>
         <w:trPr>
-          <w:trHeight w:val="1911" w:hRule="atLeast"/>
+          <w:trHeight w:val="3933" w:hRule="atLeast"/>
         </w:trPr>
         <w:tc>
           <w:tcPr>
@@ -726,102 +819,6 @@
                 <w:u w:val="none"/>
                 <w:lang w:val="en-US" w:eastAsia="zh-CN" w:bidi="ar"/>
               </w:rPr>
-              <w:t>领用事由</w:t>
-            </w:r>
-          </w:p>
-        </w:tc>
-        <w:tc>
-          <w:tcPr>
-            <w:tcW w:w="4102" w:type="pct"/>
-            <w:gridSpan w:val="5"/>
-            <w:tcBorders>
-              <w:top w:val="single" w:color="000000" w:sz="4" w:space="0"/>
-              <w:left w:val="single" w:color="000000" w:sz="4" w:space="0"/>
-              <w:bottom w:val="single" w:color="000000" w:sz="4" w:space="0"/>
-              <w:right w:val="single" w:color="000000" w:sz="4" w:space="0"/>
-            </w:tcBorders>
-            <w:shd w:val="clear" w:color="auto" w:fill="auto"/>
-            <w:vAlign w:val="center"/>
-          </w:tcPr>
-          <w:p>
-            <w:pPr>
-              <w:jc w:val="both"/>
-              <w:rPr>
-                <w:rFonts w:hint="eastAsia" w:ascii="宋体" w:hAnsi="宋体" w:eastAsia="宋体" w:cs="宋体"/>
-                <w:i w:val="0"/>
-                <w:iCs w:val="0"/>
-                <w:color w:val="000000"/>
-                <w:sz w:val="24"/>
-                <w:szCs w:val="24"/>
-                <w:u w:val="none"/>
-              </w:rPr>
-            </w:pPr>
-          </w:p>
-        </w:tc>
-      </w:tr>
-      <w:tr>
-        <w:tblPrEx>
-          <w:tblBorders>
-            <w:top w:val="none" w:color="auto" w:sz="0" w:space="0"/>
-            <w:left w:val="none" w:color="auto" w:sz="0" w:space="0"/>
-            <w:bottom w:val="none" w:color="auto" w:sz="0" w:space="0"/>
-            <w:right w:val="none" w:color="auto" w:sz="0" w:space="0"/>
-            <w:insideH w:val="none" w:color="auto" w:sz="0" w:space="0"/>
-            <w:insideV w:val="none" w:color="auto" w:sz="0" w:space="0"/>
-          </w:tblBorders>
-          <w:shd w:val="clear" w:color="auto" w:fill="auto"/>
-          <w:tblCellMar>
-            <w:top w:w="0" w:type="dxa"/>
-            <w:left w:w="108" w:type="dxa"/>
-            <w:bottom w:w="0" w:type="dxa"/>
-            <w:right w:w="108" w:type="dxa"/>
-          </w:tblCellMar>
-        </w:tblPrEx>
-        <w:trPr>
-          <w:trHeight w:val="3754" w:hRule="atLeast"/>
-        </w:trPr>
-        <w:tc>
-          <w:tcPr>
-            <w:tcW w:w="897" w:type="pct"/>
-            <w:tcBorders>
-              <w:top w:val="single" w:color="000000" w:sz="4" w:space="0"/>
-              <w:left w:val="single" w:color="000000" w:sz="4" w:space="0"/>
-              <w:bottom w:val="single" w:color="000000" w:sz="4" w:space="0"/>
-              <w:right w:val="single" w:color="000000" w:sz="4" w:space="0"/>
-            </w:tcBorders>
-            <w:shd w:val="clear" w:color="auto" w:fill="auto"/>
-            <w:vAlign w:val="center"/>
-          </w:tcPr>
-          <w:p>
-            <w:pPr>
-              <w:keepNext w:val="0"/>
-              <w:keepLines w:val="0"/>
-              <w:widowControl/>
-              <w:suppressLineNumbers w:val="0"/>
-              <w:jc w:val="center"/>
-              <w:textAlignment w:val="center"/>
-              <w:rPr>
-                <w:rFonts w:hint="eastAsia" w:ascii="宋体" w:hAnsi="宋体" w:eastAsia="宋体" w:cs="宋体"/>
-                <w:i w:val="0"/>
-                <w:iCs w:val="0"/>
-                <w:color w:val="000000"/>
-                <w:sz w:val="24"/>
-                <w:szCs w:val="24"/>
-                <w:u w:val="none"/>
-              </w:rPr>
-            </w:pPr>
-            <w:r>
-              <w:rPr>
-                <w:rFonts w:hint="eastAsia" w:ascii="宋体" w:hAnsi="宋体" w:eastAsia="宋体" w:cs="宋体"/>
-                <w:i w:val="0"/>
-                <w:iCs w:val="0"/>
-                <w:color w:val="000000"/>
-                <w:kern w:val="0"/>
-                <w:sz w:val="24"/>
-                <w:szCs w:val="24"/>
-                <w:u w:val="none"/>
-                <w:lang w:val="en-US" w:eastAsia="zh-CN" w:bidi="ar"/>
-              </w:rPr>
               <w:t>礼品名称及数量</w:t>
             </w:r>
           </w:p>
@@ -882,6 +879,8 @@
               </w:rPr>
               <w:t>}}</w:t>
             </w:r>
+            <w:bookmarkStart w:id="0" w:name="_GoBack"/>
+            <w:bookmarkEnd w:id="0"/>
           </w:p>
         </w:tc>
       </w:tr>
@@ -1252,7 +1251,6 @@
             <w:insideH w:val="none" w:color="auto" w:sz="0" w:space="0"/>
             <w:insideV w:val="none" w:color="auto" w:sz="0" w:space="0"/>
           </w:tblBorders>
-          <w:shd w:val="clear" w:color="auto" w:fill="auto"/>
           <w:tblCellMar>
             <w:top w:w="0" w:type="dxa"/>
             <w:left w:w="108" w:type="dxa"/>
@@ -1612,11 +1610,79 @@
           </w:p>
         </w:tc>
       </w:tr>
+      <w:tr>
+        <w:tblPrEx>
+          <w:tblBorders>
+            <w:top w:val="none" w:color="auto" w:sz="0" w:space="0"/>
+            <w:left w:val="none" w:color="auto" w:sz="0" w:space="0"/>
+            <w:bottom w:val="none" w:color="auto" w:sz="0" w:space="0"/>
+            <w:right w:val="none" w:color="auto" w:sz="0" w:space="0"/>
+            <w:insideH w:val="none" w:color="auto" w:sz="0" w:space="0"/>
+            <w:insideV w:val="none" w:color="auto" w:sz="0" w:space="0"/>
+          </w:tblBorders>
+          <w:tblCellMar>
+            <w:top w:w="0" w:type="dxa"/>
+            <w:left w:w="108" w:type="dxa"/>
+            <w:bottom w:w="0" w:type="dxa"/>
+            <w:right w:w="108" w:type="dxa"/>
+          </w:tblCellMar>
+        </w:tblPrEx>
+        <w:trPr>
+          <w:trHeight w:val="960" w:hRule="atLeast"/>
+        </w:trPr>
+        <w:tc>
+          <w:tcPr>
+            <w:tcW w:w="5000" w:type="pct"/>
+            <w:gridSpan w:val="6"/>
+            <w:tcBorders>
+              <w:top w:val="single" w:color="000000" w:sz="4" w:space="0"/>
+              <w:left w:val="nil"/>
+              <w:bottom w:val="nil"/>
+              <w:right w:val="nil"/>
+            </w:tcBorders>
+            <w:shd w:val="clear" w:color="auto" w:fill="auto"/>
+            <w:vAlign w:val="center"/>
+          </w:tcPr>
+          <w:p>
+            <w:pPr>
+              <w:rPr>
+                <w:rFonts w:hint="default" w:ascii="宋体" w:hAnsi="宋体" w:eastAsia="宋体" w:cs="宋体"/>
+                <w:i w:val="0"/>
+                <w:iCs w:val="0"/>
+                <w:color w:val="000000"/>
+                <w:sz w:val="24"/>
+                <w:szCs w:val="24"/>
+                <w:u w:val="none"/>
+                <w:lang w:val="en-US" w:eastAsia="zh-CN"/>
+              </w:rPr>
+            </w:pPr>
+            <w:r>
+              <w:rPr>
+                <w:rFonts w:hint="eastAsia" w:ascii="宋体" w:hAnsi="宋体" w:eastAsia="宋体" w:cs="宋体"/>
+                <w:i w:val="0"/>
+                <w:iCs w:val="0"/>
+                <w:color w:val="000000"/>
+                <w:sz w:val="24"/>
+                <w:szCs w:val="24"/>
+                <w:u w:val="none"/>
+                <w:lang w:val="en-US" w:eastAsia="zh-CN"/>
+              </w:rPr>
+              <w:t>审批记录</w:t>
+            </w:r>
+          </w:p>
+        </w:tc>
+      </w:tr>
     </w:tbl>
     <w:p/>
     <w:sectPr>
       <w:pgSz w:w="11906" w:h="16838"/>
       <w:pgMar w:top="1440" w:right="1080" w:bottom="1440" w:left="1080" w:header="851" w:footer="992" w:gutter="0"/>
+      <w:pgBorders>
+        <w:top w:val="none" w:sz="0" w:space="0"/>
+        <w:left w:val="none" w:sz="0" w:space="0"/>
+        <w:bottom w:val="none" w:sz="0" w:space="0"/>
+        <w:right w:val="none" w:sz="0" w:space="0"/>
+      </w:pgBorders>
       <w:cols w:space="425" w:num="1"/>
       <w:docGrid w:type="lines" w:linePitch="312" w:charSpace="0"/>
     </w:sectPr>
